--- a/Step 1 (Basics)/C++Basics/C++Basics(Extras).docx
+++ b/Step 1 (Basics)/C++Basics/C++Basics(Extras).docx
@@ -723,7 +723,21 @@
         </w:drawing>
       </w:r>
       <w:r>
-        <w:t>Switch Case      (break statement exits all the conditional statements)</w:t>
+        <w:t xml:space="preserve">Switch Case (break statement exits all the conditional </w:t>
+      </w:r>
+      <w:proofErr w:type="spellStart"/>
+      <w:r>
+        <w:t>statements</w:t>
+      </w:r>
+      <w:r>
+        <w:t>..direct</w:t>
+      </w:r>
+      <w:proofErr w:type="spellEnd"/>
+      <w:r>
+        <w:t xml:space="preserve"> mapping</w:t>
+      </w:r>
+      <w:r>
+        <w:t>)</w:t>
       </w:r>
     </w:p>
     <w:p/>
